--- a/klagomål/A 46864-2025 FSC-klagomål.docx
+++ b/klagomål/A 46864-2025 FSC-klagomål.docx
@@ -873,7 +873,7 @@
     <w:r>
       <w:tab/>
       <w:tab/>
-      <w:t>2026-04-26</w:t>
+      <w:t>2026-04-27</w:t>
       <w:br/>
       <w:br/>
     </w:r>

--- a/klagomål/A 46864-2025 FSC-klagomål.docx
+++ b/klagomål/A 46864-2025 FSC-klagomål.docx
@@ -873,7 +873,7 @@
     <w:r>
       <w:tab/>
       <w:tab/>
-      <w:t>2026-04-27</w:t>
+      <w:t>2026-04-28</w:t>
       <w:br/>
       <w:br/>
     </w:r>

--- a/klagomål/A 46864-2025 FSC-klagomål.docx
+++ b/klagomål/A 46864-2025 FSC-klagomål.docx
@@ -873,7 +873,7 @@
     <w:r>
       <w:tab/>
       <w:tab/>
-      <w:t>2026-04-28</w:t>
+      <w:t>2026-04-29</w:t>
       <w:br/>
       <w:br/>
     </w:r>

--- a/klagomål/A 46864-2025 FSC-klagomål.docx
+++ b/klagomål/A 46864-2025 FSC-klagomål.docx
@@ -191,7 +191,7 @@
     </w:p>
     <w:p>
       <w:r>
-        <w:t>I avverkningsanmälan har följande 4 naturvårdsarter hittats: blågrå svartspik (NT), garnlav (NT), spillkråka (NT, §4) och vedskivlav (NT). Av dessa är 4 rödlistade. För rödlistade arter har rödlistekategorin angivits inom parentes. För fridlysta arter anges även paragrafen i Artskyddsförordningen som arten är fridlyst enligt.</w:t>
+        <w:t>I avverkningsanmälan har följande 6 naturvårdsarter hittats: blågrå svartspik (NT), garnlav (NT), spillkråka (NT, §4), vedskivlav (NT), vedticka (S) och tjäder (§4). Av dessa är 4 rödlistade. För rödlistade arter har rödlistekategorin angivits inom parentes. Arter som är signalarter enligt Skogsstyrelsen har markerats med (S). För fridlysta arter anges även paragrafen i Artskyddsförordningen som arten är fridlyst enligt.</w:t>
       </w:r>
     </w:p>
     <w:p>
@@ -307,41 +307,14 @@
       </w:r>
     </w:p>
     <w:p>
-      <w:pPr>
-        <w:pStyle w:val="Heading1"/>
-      </w:pPr>
-      <w:r>
-        <w:t>Fridlysta arter</w:t>
-      </w:r>
-    </w:p>
-    <w:p>
-      <w:r>
-        <w:t>Följande fridlysta arter har sina livsmiljöer och växtplatser i den avverkningsanmälda skogen: spillkråka (NT, §4).</w:t>
-      </w:r>
-    </w:p>
-    <w:p>
-      <w:r>
-        <w:t xml:space="preserve">Observera att medlemsländerna är skyldiga att agera i enlighet med EU:s fågeldirektiv där det uttryckligen står att direktivet gäller för fåglar samt för deras ägg, bon och </w:t>
-      </w:r>
       <w:r>
         <w:rPr>
           <w:b/>
         </w:rPr>
-        <w:t xml:space="preserve">livsmiljöer </w:t>
-      </w:r>
-      <w:r>
-        <w:t>(artikel 1). Vidare att de åtgärder som vidtas inte får leda till en försämring av den nuvarande situationen beträffande bevarandet av de fågelarter som avses i artikel 1 (artikel 13). Fågeldirektivet är styrande för tillsynsansvariga myndigheters ärendehantering, ställningstaganden och beslutsfattande.</w:t>
-      </w:r>
-    </w:p>
-    <w:p>
-      <w:r>
-        <w:rPr>
-          <w:b/>
-        </w:rPr>
-        <w:t>Spillkråka (§4)</w:t>
-      </w:r>
-      <w:r>
-        <w:t xml:space="preserve"> omfattas av bilaga 1 i EU:s fågeldirektiv och är typisk art för </w:t>
+        <w:t xml:space="preserve">Vedticka </w:t>
+      </w:r>
+      <w:r>
+        <w:t xml:space="preserve">är en bra signalart söder om den naturliga norrlandsgränsen. Den är huvudsakligen knuten till äldre barrskogar där det föreligger långvarig kontinuitet av död barrved. Vedticka är typisk art för </w:t>
       </w:r>
       <w:r>
         <w:rPr>
@@ -350,21 +323,7 @@
         <w:t xml:space="preserve">9010 Taiga </w:t>
       </w:r>
       <w:r>
-        <w:t>och</w:t>
-      </w:r>
-      <w:r>
-        <w:rPr>
-          <w:i/>
-        </w:rPr>
-        <w:t xml:space="preserve"> 9740 Skogsbevuxen myr</w:t>
-      </w:r>
-      <w:r>
-        <w:t>. Den behöver grova träd, främst tall, asp och bok som boträd. Skogsbruk med korta omloppstider och täta, homogena ungskogar utgör det största hotet. Spillkråka är en nyckelart i skogliga miljöer vars övergivna bohål utnyttjas av flera andra hålhäckande fågelarter och fladdermöss, däribland pärluggla (EN, §4), knipa (§4), salskrake (§4) och skogsduva (§4). Hökuggla (VU, §4) och slaguggla (§4) häckar ofta i högstubbar som brutits av i höjd med ett gammalt spillkråkebo (SLU Artdatabanken, 2026; Skogsstyrelsen, 2016).</w:t>
-      </w:r>
-    </w:p>
-    <w:p>
-      <w:r>
-        <w:t>I BILAGA 1 finns mer detaljerad information om ekologi samt krav på livsmiljö hos fridlysta arter.</w:t>
+        <w:t>(Nitare &amp; Skogsstyrelsen, 2019; SLU Artdatabanken, 2025).</w:t>
       </w:r>
     </w:p>
     <w:p>
@@ -372,6 +331,96 @@
         <w:pStyle w:val="Heading1"/>
       </w:pPr>
       <w:r>
+        <w:t>Fridlysta arter</w:t>
+      </w:r>
+    </w:p>
+    <w:p>
+      <w:r>
+        <w:t>Följande fridlysta arter har sina livsmiljöer och växtplatser i den avverkningsanmälda skogen: spillkråka (NT, §4) och tjäder (§4).</w:t>
+      </w:r>
+    </w:p>
+    <w:p>
+      <w:r>
+        <w:t xml:space="preserve">Observera att medlemsländerna är skyldiga att agera i enlighet med EU:s fågeldirektiv där det uttryckligen står att direktivet gäller för fåglar samt för deras ägg, bon och </w:t>
+      </w:r>
+      <w:r>
+        <w:rPr>
+          <w:b/>
+        </w:rPr>
+        <w:t xml:space="preserve">livsmiljöer </w:t>
+      </w:r>
+      <w:r>
+        <w:t>(artikel 1). Vidare att de åtgärder som vidtas inte får leda till en försämring av den nuvarande situationen beträffande bevarandet av de fågelarter som avses i artikel 1 (artikel 13). Fågeldirektivet är styrande för tillsynsansvariga myndigheters ärendehantering, ställningstaganden och beslutsfattande.</w:t>
+      </w:r>
+    </w:p>
+    <w:p>
+      <w:r>
+        <w:rPr>
+          <w:b/>
+        </w:rPr>
+        <w:t>Spillkråka (§4)</w:t>
+      </w:r>
+      <w:r>
+        <w:t xml:space="preserve"> omfattas av bilaga 1 i EU:s fågeldirektiv och är typisk art för </w:t>
+      </w:r>
+      <w:r>
+        <w:rPr>
+          <w:i/>
+        </w:rPr>
+        <w:t xml:space="preserve">9010 Taiga </w:t>
+      </w:r>
+      <w:r>
+        <w:t>och</w:t>
+      </w:r>
+      <w:r>
+        <w:rPr>
+          <w:i/>
+        </w:rPr>
+        <w:t xml:space="preserve"> 9740 Skogsbevuxen myr</w:t>
+      </w:r>
+      <w:r>
+        <w:t>. Den behöver grova träd, främst tall, asp och bok som boträd. Skogsbruk med korta omloppstider och täta, homogena ungskogar utgör det största hotet. Spillkråka är en nyckelart i skogliga miljöer vars övergivna bohål utnyttjas av flera andra hålhäckande fågelarter och fladdermöss, däribland pärluggla (EN, §4), knipa (§4), salskrake (§4) och skogsduva (§4). Hökuggla (VU, §4) och slaguggla (§4) häckar ofta i högstubbar som brutits av i höjd med ett gammalt spillkråkebo (SLU Artdatabanken, 2026; Skogsstyrelsen, 2016).</w:t>
+      </w:r>
+    </w:p>
+    <w:p>
+      <w:r>
+        <w:rPr>
+          <w:b/>
+        </w:rPr>
+        <w:t>Tjäder (§4)</w:t>
+      </w:r>
+      <w:r>
+        <w:t xml:space="preserve"> omfattas av bilaga 1 och 2 EU:s fågeldirektiv och är typisk art för </w:t>
+      </w:r>
+      <w:r>
+        <w:rPr>
+          <w:i/>
+        </w:rPr>
+        <w:t xml:space="preserve">9010 Taiga </w:t>
+      </w:r>
+      <w:r>
+        <w:t xml:space="preserve">och </w:t>
+      </w:r>
+      <w:r>
+        <w:rPr>
+          <w:i/>
+        </w:rPr>
+        <w:t>9740 Skogsbevuxen myr</w:t>
+      </w:r>
+      <w:r>
+        <w:t>. Tjädern är en utpräglad skogsfågel knuten till större sammanhängande barrskogsområden. Tupparna och hönorna utnyttjar till viss del olika miljöer, och habitatvalet varierar dessutom mellan olika delar av året. För att det ska finnas livskraftiga tjäderbestånd krävs funktionella skogslandskap med en blandning av uppvuxen, gles och luckig skog, täta sumpskogar, myrar och andra små våtmarker. Arten försvinner när skogen fragmenteras och den sammanlagda arealen hyggen och andra öppna områden blir för stor. Ett småskaligt och försiktigt virkesuttag genom hyggesfria metoder kan i vissa fall vara möjligt i området inom 200 m från lekcentrum. Längre ut från lekcentrum, inom 200–500 m bör den avverkade ytan inte överskrida 1 hektar för att undvika alltför stora och snabba förändringar (Skogsstyrelsen, 2019; SLU Artdatabanken, 2024).</w:t>
+      </w:r>
+    </w:p>
+    <w:p>
+      <w:r>
+        <w:t>I BILAGA 1 finns mer detaljerad information om ekologi samt krav på livsmiljö hos fridlysta arter.</w:t>
+      </w:r>
+    </w:p>
+    <w:p>
+      <w:pPr>
+        <w:pStyle w:val="Heading1"/>
+      </w:pPr>
+      <w:r>
         <w:t>Certifiering</w:t>
       </w:r>
     </w:p>
@@ -473,7 +522,7 @@
         <w:rPr>
           <w:i/>
         </w:rPr>
-        <w:t>I det avverkningsanmälda skogsområdet har 4 naturvårdsarter varav 4 rödlistade arter sina livsmiljöer och växtplatser.</w:t>
+        <w:t>I det avverkningsanmälda skogsområdet har 6 naturvårdsarter varav 4 rödlistade arter sina livsmiljöer och växtplatser.</w:t>
       </w:r>
     </w:p>
     <w:p>
@@ -743,6 +792,75 @@
       </w:r>
       <w:r>
         <w:t>SLU Artdatabanken, Uppsala.</w:t>
+      </w:r>
+    </w:p>
+    <w:p>
+      <w:pPr>
+        <w:pStyle w:val="Heading1"/>
+      </w:pPr>
+      <w:r>
+        <w:t>Tjäder – ekologi samt krav på livsmiljön</w:t>
+      </w:r>
+    </w:p>
+    <w:p>
+      <w:r>
+        <w:t xml:space="preserve">Tjäder (§4) omfattas av bilaga 1 och 2 EU:s fågeldirektiv och är typisk art för </w:t>
+      </w:r>
+      <w:r>
+        <w:rPr>
+          <w:i/>
+        </w:rPr>
+        <w:t xml:space="preserve">9010 Taiga </w:t>
+      </w:r>
+      <w:r>
+        <w:t xml:space="preserve">och </w:t>
+      </w:r>
+      <w:r>
+        <w:rPr>
+          <w:i/>
+        </w:rPr>
+        <w:t>9740 Skogsbevuxen myr</w:t>
+      </w:r>
+      <w:r>
+        <w:t>. Tjädern är en utpräglad skogsfågel knuten till större sammanhängande barrskogsområden. Tupparna och hönorna utnyttjar till viss del olika miljöer, och habitatvalet varierar dessutom mellan olika delar av året. För att det ska finnas livskraftiga tjäderbestånd krävs funktionella skogslandskap med en blandning av uppvuxen, gles och luckig skog, täta sumpskogar, myrar och andra små våtmarker (Skogsstyrelsen, 2019; SLU Artdatabanken 2024).</w:t>
+      </w:r>
+    </w:p>
+    <w:p>
+      <w:r>
+        <w:t>Arten försvinner när skogen fragmenteras och den sammanlagda arealen hyggen och andra öppna områden blir för stor. Ett småskaligt och försiktigt virkesuttag genom hyggesfria metoder kan i vissa fall vara möjligt i området inom 200 m från lekcentrum. Längre ut från lekcentrum, inom 200–500 m bör den avverkade ytan inte överskrida 1 hektar för att undvika alltför stora och snabba förändringar (Skogsstyrelsen, 2019).</w:t>
+      </w:r>
+    </w:p>
+    <w:p>
+      <w:pPr>
+        <w:pStyle w:val="Heading2"/>
+      </w:pPr>
+      <w:r>
+        <w:t>Referenser – tjäder</w:t>
+      </w:r>
+    </w:p>
+    <w:p>
+      <w:r>
+        <w:t xml:space="preserve">Skogsstyrelsen, 2019. </w:t>
+      </w:r>
+      <w:r>
+        <w:rPr>
+          <w:i/>
+        </w:rPr>
+        <w:t>Vägledning för hänsyn till fåglar – tjäder.</w:t>
+      </w:r>
+    </w:p>
+    <w:p>
+      <w:r>
+        <w:t xml:space="preserve">SLU Artdatabanken, 2024. </w:t>
+      </w:r>
+      <w:r>
+        <w:rPr>
+          <w:i/>
+        </w:rPr>
+        <w:t xml:space="preserve">Artfaktablad. Naturvård – artfakta. </w:t>
+      </w:r>
+      <w:r>
+        <w:t>SLU Artdatabanken, Uppsala</w:t>
       </w:r>
     </w:p>
     <w:sectPr>
@@ -873,7 +991,7 @@
     <w:r>
       <w:tab/>
       <w:tab/>
-      <w:t>2026-04-29</w:t>
+      <w:t>2026-04-30</w:t>
       <w:br/>
       <w:br/>
     </w:r>

--- a/klagomål/A 46864-2025 FSC-klagomål.docx
+++ b/klagomål/A 46864-2025 FSC-klagomål.docx
@@ -991,7 +991,7 @@
     <w:r>
       <w:tab/>
       <w:tab/>
-      <w:t>2026-04-30</w:t>
+      <w:t>2026-05-01</w:t>
       <w:br/>
       <w:br/>
     </w:r>

--- a/klagomål/A 46864-2025 FSC-klagomål.docx
+++ b/klagomål/A 46864-2025 FSC-klagomål.docx
@@ -991,7 +991,7 @@
     <w:r>
       <w:tab/>
       <w:tab/>
-      <w:t>2026-05-01</w:t>
+      <w:t>2026-05-02</w:t>
       <w:br/>
       <w:br/>
     </w:r>

--- a/klagomål/A 46864-2025 FSC-klagomål.docx
+++ b/klagomål/A 46864-2025 FSC-klagomål.docx
@@ -991,7 +991,7 @@
     <w:r>
       <w:tab/>
       <w:tab/>
-      <w:t>2026-05-02</w:t>
+      <w:t>2026-05-03</w:t>
       <w:br/>
       <w:br/>
     </w:r>

--- a/klagomål/A 46864-2025 FSC-klagomål.docx
+++ b/klagomål/A 46864-2025 FSC-klagomål.docx
@@ -991,7 +991,7 @@
     <w:r>
       <w:tab/>
       <w:tab/>
-      <w:t>2026-05-03</w:t>
+      <w:t>2026-05-04</w:t>
       <w:br/>
       <w:br/>
     </w:r>

--- a/klagomål/A 46864-2025 FSC-klagomål.docx
+++ b/klagomål/A 46864-2025 FSC-klagomål.docx
@@ -991,7 +991,7 @@
     <w:r>
       <w:tab/>
       <w:tab/>
-      <w:t>2026-05-04</w:t>
+      <w:t>2026-05-05</w:t>
       <w:br/>
       <w:br/>
     </w:r>

--- a/klagomål/A 46864-2025 FSC-klagomål.docx
+++ b/klagomål/A 46864-2025 FSC-klagomål.docx
@@ -991,7 +991,7 @@
     <w:r>
       <w:tab/>
       <w:tab/>
-      <w:t>2026-05-05</w:t>
+      <w:t>2026-05-06</w:t>
       <w:br/>
       <w:br/>
     </w:r>

--- a/klagomål/A 46864-2025 FSC-klagomål.docx
+++ b/klagomål/A 46864-2025 FSC-klagomål.docx
@@ -991,7 +991,7 @@
     <w:r>
       <w:tab/>
       <w:tab/>
-      <w:t>2026-05-16</w:t>
+      <w:t>2026-05-17</w:t>
       <w:br/>
       <w:br/>
     </w:r>

--- a/klagomål/A 46864-2025 FSC-klagomål.docx
+++ b/klagomål/A 46864-2025 FSC-klagomål.docx
@@ -991,7 +991,7 @@
     <w:r>
       <w:tab/>
       <w:tab/>
-      <w:t>2026-05-17</w:t>
+      <w:t>2026-05-18</w:t>
       <w:br/>
       <w:br/>
     </w:r>

--- a/klagomål/A 46864-2025 FSC-klagomål.docx
+++ b/klagomål/A 46864-2025 FSC-klagomål.docx
@@ -991,7 +991,7 @@
     <w:r>
       <w:tab/>
       <w:tab/>
-      <w:t>2026-05-18</w:t>
+      <w:t>2026-05-19</w:t>
       <w:br/>
       <w:br/>
     </w:r>

--- a/klagomål/A 46864-2025 FSC-klagomål.docx
+++ b/klagomål/A 46864-2025 FSC-klagomål.docx
@@ -991,7 +991,7 @@
     <w:r>
       <w:tab/>
       <w:tab/>
-      <w:t>2026-05-19</w:t>
+      <w:t>2026-05-20</w:t>
       <w:br/>
       <w:br/>
     </w:r>

--- a/klagomål/A 46864-2025 FSC-klagomål.docx
+++ b/klagomål/A 46864-2025 FSC-klagomål.docx
@@ -991,7 +991,7 @@
     <w:r>
       <w:tab/>
       <w:tab/>
-      <w:t>2026-05-20</w:t>
+      <w:t>2026-05-21</w:t>
       <w:br/>
       <w:br/>
     </w:r>

--- a/klagomål/A 46864-2025 FSC-klagomål.docx
+++ b/klagomål/A 46864-2025 FSC-klagomål.docx
@@ -991,7 +991,7 @@
     <w:r>
       <w:tab/>
       <w:tab/>
-      <w:t>2026-05-21</w:t>
+      <w:t>2026-05-22</w:t>
       <w:br/>
       <w:br/>
     </w:r>

--- a/klagomål/A 46864-2025 FSC-klagomål.docx
+++ b/klagomål/A 46864-2025 FSC-klagomål.docx
@@ -991,7 +991,7 @@
     <w:r>
       <w:tab/>
       <w:tab/>
-      <w:t>2026-05-22</w:t>
+      <w:t>2026-05-23</w:t>
       <w:br/>
       <w:br/>
     </w:r>

--- a/klagomål/A 46864-2025 FSC-klagomål.docx
+++ b/klagomål/A 46864-2025 FSC-klagomål.docx
@@ -991,7 +991,7 @@
     <w:r>
       <w:tab/>
       <w:tab/>
-      <w:t>2026-05-23</w:t>
+      <w:t>2026-05-24</w:t>
       <w:br/>
       <w:br/>
     </w:r>

--- a/klagomål/A 46864-2025 FSC-klagomål.docx
+++ b/klagomål/A 46864-2025 FSC-klagomål.docx
@@ -991,7 +991,7 @@
     <w:r>
       <w:tab/>
       <w:tab/>
-      <w:t>2026-05-24</w:t>
+      <w:t>2026-05-25</w:t>
       <w:br/>
       <w:br/>
     </w:r>

--- a/klagomål/A 46864-2025 FSC-klagomål.docx
+++ b/klagomål/A 46864-2025 FSC-klagomål.docx
@@ -991,7 +991,7 @@
     <w:r>
       <w:tab/>
       <w:tab/>
-      <w:t>2026-05-25</w:t>
+      <w:t>2026-05-26</w:t>
       <w:br/>
       <w:br/>
     </w:r>

--- a/klagomål/A 46864-2025 FSC-klagomål.docx
+++ b/klagomål/A 46864-2025 FSC-klagomål.docx
@@ -991,7 +991,7 @@
     <w:r>
       <w:tab/>
       <w:tab/>
-      <w:t>2026-05-26</w:t>
+      <w:t>2026-05-27</w:t>
       <w:br/>
       <w:br/>
     </w:r>

--- a/klagomål/A 46864-2025 FSC-klagomål.docx
+++ b/klagomål/A 46864-2025 FSC-klagomål.docx
@@ -991,7 +991,7 @@
     <w:r>
       <w:tab/>
       <w:tab/>
-      <w:t>2026-05-27</w:t>
+      <w:t>2026-05-28</w:t>
       <w:br/>
       <w:br/>
     </w:r>

--- a/klagomål/A 46864-2025 FSC-klagomål.docx
+++ b/klagomål/A 46864-2025 FSC-klagomål.docx
@@ -991,7 +991,7 @@
     <w:r>
       <w:tab/>
       <w:tab/>
-      <w:t>2026-05-28</w:t>
+      <w:t>2026-05-29</w:t>
       <w:br/>
       <w:br/>
     </w:r>

--- a/klagomål/A 46864-2025 FSC-klagomål.docx
+++ b/klagomål/A 46864-2025 FSC-klagomål.docx
@@ -991,7 +991,7 @@
     <w:r>
       <w:tab/>
       <w:tab/>
-      <w:t>2026-05-29</w:t>
+      <w:t>2026-05-30</w:t>
       <w:br/>
       <w:br/>
     </w:r>

--- a/klagomål/A 46864-2025 FSC-klagomål.docx
+++ b/klagomål/A 46864-2025 FSC-klagomål.docx
@@ -991,7 +991,7 @@
     <w:r>
       <w:tab/>
       <w:tab/>
-      <w:t>2026-05-30</w:t>
+      <w:t>2026-05-31</w:t>
       <w:br/>
       <w:br/>
     </w:r>

--- a/klagomål/A 46864-2025 FSC-klagomål.docx
+++ b/klagomål/A 46864-2025 FSC-klagomål.docx
@@ -991,7 +991,7 @@
     <w:r>
       <w:tab/>
       <w:tab/>
-      <w:t>2026-05-31</w:t>
+      <w:t>2026-06-01</w:t>
       <w:br/>
       <w:br/>
     </w:r>

--- a/klagomål/A 46864-2025 FSC-klagomål.docx
+++ b/klagomål/A 46864-2025 FSC-klagomål.docx
@@ -991,7 +991,7 @@
     <w:r>
       <w:tab/>
       <w:tab/>
-      <w:t>2026-06-01</w:t>
+      <w:t>2026-06-02</w:t>
       <w:br/>
       <w:br/>
     </w:r>

--- a/klagomål/A 46864-2025 FSC-klagomål.docx
+++ b/klagomål/A 46864-2025 FSC-klagomål.docx
@@ -991,7 +991,7 @@
     <w:r>
       <w:tab/>
       <w:tab/>
-      <w:t>2026-06-02</w:t>
+      <w:t>2026-06-03</w:t>
       <w:br/>
       <w:br/>
     </w:r>

--- a/klagomål/A 46864-2025 FSC-klagomål.docx
+++ b/klagomål/A 46864-2025 FSC-klagomål.docx
@@ -991,7 +991,7 @@
     <w:r>
       <w:tab/>
       <w:tab/>
-      <w:t>2026-06-03</w:t>
+      <w:t>2026-06-04</w:t>
       <w:br/>
       <w:br/>
     </w:r>

--- a/klagomål/A 46864-2025 FSC-klagomål.docx
+++ b/klagomål/A 46864-2025 FSC-klagomål.docx
@@ -991,7 +991,7 @@
     <w:r>
       <w:tab/>
       <w:tab/>
-      <w:t>2026-06-04</w:t>
+      <w:t>2026-06-05</w:t>
       <w:br/>
       <w:br/>
     </w:r>

--- a/klagomål/A 46864-2025 FSC-klagomål.docx
+++ b/klagomål/A 46864-2025 FSC-klagomål.docx
@@ -991,7 +991,7 @@
     <w:r>
       <w:tab/>
       <w:tab/>
-      <w:t>2026-06-05</w:t>
+      <w:t>2026-06-06</w:t>
       <w:br/>
       <w:br/>
     </w:r>

--- a/klagomål/A 46864-2025 FSC-klagomål.docx
+++ b/klagomål/A 46864-2025 FSC-klagomål.docx
@@ -991,7 +991,7 @@
     <w:r>
       <w:tab/>
       <w:tab/>
-      <w:t>2026-06-06</w:t>
+      <w:t>2026-06-07</w:t>
       <w:br/>
       <w:br/>
     </w:r>

--- a/klagomål/A 46864-2025 FSC-klagomål.docx
+++ b/klagomål/A 46864-2025 FSC-klagomål.docx
@@ -991,7 +991,7 @@
     <w:r>
       <w:tab/>
       <w:tab/>
-      <w:t>2026-06-07</w:t>
+      <w:t>2026-06-08</w:t>
       <w:br/>
       <w:br/>
     </w:r>

--- a/klagomål/A 46864-2025 FSC-klagomål.docx
+++ b/klagomål/A 46864-2025 FSC-klagomål.docx
@@ -991,7 +991,7 @@
     <w:r>
       <w:tab/>
       <w:tab/>
-      <w:t>2026-06-08</w:t>
+      <w:t>2026-06-09</w:t>
       <w:br/>
       <w:br/>
     </w:r>

--- a/klagomål/A 46864-2025 FSC-klagomål.docx
+++ b/klagomål/A 46864-2025 FSC-klagomål.docx
@@ -991,7 +991,7 @@
     <w:r>
       <w:tab/>
       <w:tab/>
-      <w:t>2026-06-09</w:t>
+      <w:t>2026-06-10</w:t>
       <w:br/>
       <w:br/>
     </w:r>

--- a/klagomål/A 46864-2025 FSC-klagomål.docx
+++ b/klagomål/A 46864-2025 FSC-klagomål.docx
@@ -991,7 +991,7 @@
     <w:r>
       <w:tab/>
       <w:tab/>
-      <w:t>2026-06-10</w:t>
+      <w:t>2026-06-11</w:t>
       <w:br/>
       <w:br/>
     </w:r>

--- a/klagomål/A 46864-2025 FSC-klagomål.docx
+++ b/klagomål/A 46864-2025 FSC-klagomål.docx
@@ -991,7 +991,7 @@
     <w:r>
       <w:tab/>
       <w:tab/>
-      <w:t>2026-06-11</w:t>
+      <w:t>2026-06-12</w:t>
       <w:br/>
       <w:br/>
     </w:r>

--- a/klagomål/A 46864-2025 FSC-klagomål.docx
+++ b/klagomål/A 46864-2025 FSC-klagomål.docx
@@ -991,7 +991,7 @@
     <w:r>
       <w:tab/>
       <w:tab/>
-      <w:t>2026-06-12</w:t>
+      <w:t>2026-06-13</w:t>
       <w:br/>
       <w:br/>
     </w:r>

--- a/klagomål/A 46864-2025 FSC-klagomål.docx
+++ b/klagomål/A 46864-2025 FSC-klagomål.docx
@@ -991,7 +991,7 @@
     <w:r>
       <w:tab/>
       <w:tab/>
-      <w:t>2026-06-13</w:t>
+      <w:t>2026-06-14</w:t>
       <w:br/>
       <w:br/>
     </w:r>

--- a/klagomål/A 46864-2025 FSC-klagomål.docx
+++ b/klagomål/A 46864-2025 FSC-klagomål.docx
@@ -991,7 +991,7 @@
     <w:r>
       <w:tab/>
       <w:tab/>
-      <w:t>2026-06-15</w:t>
+      <w:t>2026-06-16</w:t>
       <w:br/>
       <w:br/>
     </w:r>
